--- a/downloads/resources/example-question-architecture.docx
+++ b/downloads/resources/example-question-architecture.docx
@@ -8,61 +8,83 @@
           <w:b/>
           <w:color w:val="910039"/>
         </w:rPr>
-        <w:t>Recommended authored-question object</w:t>
+        <w:t>{</w:t>
+        <w:br/>
+        <w:t xml:space="preserve"> id: 141,</w:t>
+        <w:br/>
+        <w:t xml:space="preserve"> q: "Question text",</w:t>
+        <w:br/>
+        <w:t xml:space="preserve"> options: ["A", "B", "C", "D"],</w:t>
+        <w:br/>
+        <w:t xml:space="preserve"> a: 0,</w:t>
+        <w:br/>
+        <w:t xml:space="preserve"> tag: "broad_topic",</w:t>
+        <w:br/>
+        <w:t xml:space="preserve"> type: "interpretation",</w:t>
+        <w:br/>
+        <w:t xml:space="preserve"> objective: "LO4.2",</w:t>
+        <w:br/>
+        <w:t xml:space="preserve"> difficulty: "medium",</w:t>
+        <w:br/>
+        <w:t xml:space="preserve"> conceptCluster: "supply_demand",</w:t>
+        <w:br/>
+        <w:t xml:space="preserve"> primarySkill: "movement_vs_shift",</w:t>
+        <w:br/>
+        <w:t xml:space="preserve"> secondarySkills: ["demand_shifters"],</w:t>
+        <w:br/>
+        <w:t xml:space="preserve"> repairSkill: "movement_vs_shift",</w:t>
+        <w:br/>
+        <w:t xml:space="preserve"> commonError: "treats_price_change_as_curve_shift",</w:t>
+        <w:br/>
+        <w:t xml:space="preserve"> feedback: "Why the correct answer is correct.",</w:t>
+        <w:br/>
+        <w:t xml:space="preserve"> image: "optional_graph.webp",</w:t>
+        <w:br/>
+        <w:t xml:space="preserve"> graphRequired: false</w:t>
+        <w:br/>
+        <w:t>}</w:t>
       </w:r>
       <w:r>
         <w:rPr>
           <w:b/>
           <w:color w:val="910039"/>
         </w:rPr>
-        <w:br/>
-      </w:r>
-      <w:r>
-        <w:rPr>
-          <w:rFonts w:ascii="Aptos Mono" w:hAnsi="Aptos Mono"/>
-          <w:color w:val="252A2E"/>
-        </w:rPr>
-        <w:t>{</w:t>
-      </w:r>
-      <w:r>
-        <w:rPr>
-          <w:rFonts w:ascii="Aptos Mono" w:hAnsi="Aptos Mono"/>
-          <w:color w:val="252A2E"/>
-        </w:rPr>
-        <w:br/>
-        <w:t xml:space="preserve">  id: 101,</w:t>
-      </w:r>
-      <w:r>
-        <w:rPr>
-          <w:rFonts w:ascii="Aptos Mono" w:hAnsi="Aptos Mono"/>
-          <w:color w:val="252A2E"/>
-        </w:rPr>
-        <w:br/>
-        <w:t xml:space="preserve">  q: "Question text",</w:t>
-      </w:r>
-      <w:r>
-        <w:rPr>
-          <w:rFonts w:ascii="Aptos Mono" w:hAnsi="Aptos Mono"/>
-          <w:color w:val="252A2E"/>
-        </w:rPr>
-        <w:br/>
-        <w:t xml:space="preserve">  options: ["A", "B", "C", "D"],</w:t>
-      </w:r>
-      <w:r>
-        <w:rPr>
-          <w:rFonts w:ascii="Aptos Mono" w:hAnsi="Aptos Mono"/>
-          <w:color w:val="252A2E"/>
-        </w:rPr>
-        <w:br/>
-        <w:t xml:space="preserve">  a: 0,</w:t>
-      </w:r>
-      <w:r>
-        <w:rPr>
-          <w:rFonts w:ascii="Aptos Mono" w:hAnsi="Aptos Mono"/>
-          <w:color w:val="252A2E"/>
-        </w:rPr>
-        <w:br/>
-        <w:t xml:space="preserve">  tag: "</w:t>
+      </w:r>
+      <w:r>
+        <w:rPr>
+          <w:rFonts w:ascii="Aptos Mono" w:hAnsi="Aptos Mono"/>
+          <w:color w:val="252A2E"/>
+        </w:rPr>
+      </w:r>
+      <w:r>
+        <w:rPr>
+          <w:rFonts w:ascii="Aptos Mono" w:hAnsi="Aptos Mono"/>
+          <w:color w:val="252A2E"/>
+        </w:rPr>
+      </w:r>
+      <w:r>
+        <w:rPr>
+          <w:rFonts w:ascii="Aptos Mono" w:hAnsi="Aptos Mono"/>
+          <w:color w:val="252A2E"/>
+        </w:rPr>
+      </w:r>
+      <w:r>
+        <w:rPr>
+          <w:rFonts w:ascii="Aptos Mono" w:hAnsi="Aptos Mono"/>
+          <w:color w:val="252A2E"/>
+        </w:rPr>
+      </w:r>
+      <w:r>
+        <w:rPr>
+          <w:rFonts w:ascii="Aptos Mono" w:hAnsi="Aptos Mono"/>
+          <w:color w:val="252A2E"/>
+        </w:rPr>
+      </w:r>
+      <w:r>
+        <w:rPr>
+          <w:rFonts w:ascii="Aptos Mono" w:hAnsi="Aptos Mono"/>
+          <w:color w:val="252A2E"/>
+        </w:rPr>
       </w:r>
       <w:proofErr w:type="spellStart"/>
       <w:r>
@@ -70,7 +92,6 @@
           <w:rFonts w:ascii="Aptos Mono" w:hAnsi="Aptos Mono"/>
           <w:color w:val="252A2E"/>
         </w:rPr>
-        <w:t>broad_topic</w:t>
       </w:r>
       <w:proofErr w:type="spellEnd"/>
       <w:r>
@@ -78,31 +99,24 @@
           <w:rFonts w:ascii="Aptos Mono" w:hAnsi="Aptos Mono"/>
           <w:color w:val="252A2E"/>
         </w:rPr>
-        <w:t>",</w:t>
-      </w:r>
-      <w:r>
-        <w:rPr>
-          <w:rFonts w:ascii="Aptos Mono" w:hAnsi="Aptos Mono"/>
-          <w:color w:val="252A2E"/>
-        </w:rPr>
-        <w:br/>
-        <w:t xml:space="preserve">  type: "interpretation",</w:t>
-      </w:r>
-      <w:r>
-        <w:rPr>
-          <w:rFonts w:ascii="Aptos Mono" w:hAnsi="Aptos Mono"/>
-          <w:color w:val="252A2E"/>
-        </w:rPr>
-        <w:br/>
-        <w:t xml:space="preserve">  objective: "LO4.2",</w:t>
-      </w:r>
-      <w:r>
-        <w:rPr>
-          <w:rFonts w:ascii="Aptos Mono" w:hAnsi="Aptos Mono"/>
-          <w:color w:val="252A2E"/>
-        </w:rPr>
-        <w:br/>
-        <w:t xml:space="preserve">  </w:t>
+      </w:r>
+      <w:r>
+        <w:rPr>
+          <w:rFonts w:ascii="Aptos Mono" w:hAnsi="Aptos Mono"/>
+          <w:color w:val="252A2E"/>
+        </w:rPr>
+      </w:r>
+      <w:r>
+        <w:rPr>
+          <w:rFonts w:ascii="Aptos Mono" w:hAnsi="Aptos Mono"/>
+          <w:color w:val="252A2E"/>
+        </w:rPr>
+      </w:r>
+      <w:r>
+        <w:rPr>
+          <w:rFonts w:ascii="Aptos Mono" w:hAnsi="Aptos Mono"/>
+          <w:color w:val="252A2E"/>
+        </w:rPr>
       </w:r>
       <w:proofErr w:type="spellStart"/>
       <w:r>
@@ -110,7 +124,6 @@
           <w:rFonts w:ascii="Aptos Mono" w:hAnsi="Aptos Mono"/>
           <w:color w:val="252A2E"/>
         </w:rPr>
-        <w:t>primarySkill</w:t>
       </w:r>
       <w:proofErr w:type="spellEnd"/>
       <w:r>
@@ -118,7 +131,6 @@
           <w:rFonts w:ascii="Aptos Mono" w:hAnsi="Aptos Mono"/>
           <w:color w:val="252A2E"/>
         </w:rPr>
-        <w:t>: "</w:t>
       </w:r>
       <w:proofErr w:type="spellStart"/>
       <w:r>
@@ -126,7 +138,6 @@
           <w:rFonts w:ascii="Aptos Mono" w:hAnsi="Aptos Mono"/>
           <w:color w:val="252A2E"/>
         </w:rPr>
-        <w:t>movement_vs_shift</w:t>
       </w:r>
       <w:proofErr w:type="spellEnd"/>
       <w:r>
@@ -134,15 +145,12 @@
           <w:rFonts w:ascii="Aptos Mono" w:hAnsi="Aptos Mono"/>
           <w:color w:val="252A2E"/>
         </w:rPr>
-        <w:t>",</w:t>
-      </w:r>
-      <w:r>
-        <w:rPr>
-          <w:rFonts w:ascii="Aptos Mono" w:hAnsi="Aptos Mono"/>
-          <w:color w:val="252A2E"/>
-        </w:rPr>
-        <w:br/>
-        <w:t xml:space="preserve">  </w:t>
+      </w:r>
+      <w:r>
+        <w:rPr>
+          <w:rFonts w:ascii="Aptos Mono" w:hAnsi="Aptos Mono"/>
+          <w:color w:val="252A2E"/>
+        </w:rPr>
       </w:r>
       <w:proofErr w:type="spellStart"/>
       <w:r>
@@ -150,7 +158,6 @@
           <w:rFonts w:ascii="Aptos Mono" w:hAnsi="Aptos Mono"/>
           <w:color w:val="252A2E"/>
         </w:rPr>
-        <w:t>secondarySkills</w:t>
       </w:r>
       <w:proofErr w:type="spellEnd"/>
       <w:r>
@@ -158,7 +165,6 @@
           <w:rFonts w:ascii="Aptos Mono" w:hAnsi="Aptos Mono"/>
           <w:color w:val="252A2E"/>
         </w:rPr>
-        <w:t>: ["</w:t>
       </w:r>
       <w:proofErr w:type="spellStart"/>
       <w:r>
@@ -166,7 +172,6 @@
           <w:rFonts w:ascii="Aptos Mono" w:hAnsi="Aptos Mono"/>
           <w:color w:val="252A2E"/>
         </w:rPr>
-        <w:t>demand_shifters</w:t>
       </w:r>
       <w:proofErr w:type="spellEnd"/>
       <w:r>
@@ -174,15 +179,12 @@
           <w:rFonts w:ascii="Aptos Mono" w:hAnsi="Aptos Mono"/>
           <w:color w:val="252A2E"/>
         </w:rPr>
-        <w:t>"],</w:t>
-      </w:r>
-      <w:r>
-        <w:rPr>
-          <w:rFonts w:ascii="Aptos Mono" w:hAnsi="Aptos Mono"/>
-          <w:color w:val="252A2E"/>
-        </w:rPr>
-        <w:br/>
-        <w:t xml:space="preserve">  </w:t>
+      </w:r>
+      <w:r>
+        <w:rPr>
+          <w:rFonts w:ascii="Aptos Mono" w:hAnsi="Aptos Mono"/>
+          <w:color w:val="252A2E"/>
+        </w:rPr>
       </w:r>
       <w:proofErr w:type="spellStart"/>
       <w:r>
@@ -190,7 +192,6 @@
           <w:rFonts w:ascii="Aptos Mono" w:hAnsi="Aptos Mono"/>
           <w:color w:val="252A2E"/>
         </w:rPr>
-        <w:t>repairSkill</w:t>
       </w:r>
       <w:proofErr w:type="spellEnd"/>
       <w:r>
@@ -198,7 +199,6 @@
           <w:rFonts w:ascii="Aptos Mono" w:hAnsi="Aptos Mono"/>
           <w:color w:val="252A2E"/>
         </w:rPr>
-        <w:t>: "</w:t>
       </w:r>
       <w:proofErr w:type="spellStart"/>
       <w:r>
@@ -206,7 +206,6 @@
           <w:rFonts w:ascii="Aptos Mono" w:hAnsi="Aptos Mono"/>
           <w:color w:val="252A2E"/>
         </w:rPr>
-        <w:t>movement_vs_shift</w:t>
       </w:r>
       <w:proofErr w:type="spellEnd"/>
       <w:r>
@@ -214,15 +213,12 @@
           <w:rFonts w:ascii="Aptos Mono" w:hAnsi="Aptos Mono"/>
           <w:color w:val="252A2E"/>
         </w:rPr>
-        <w:t>",</w:t>
-      </w:r>
-      <w:r>
-        <w:rPr>
-          <w:rFonts w:ascii="Aptos Mono" w:hAnsi="Aptos Mono"/>
-          <w:color w:val="252A2E"/>
-        </w:rPr>
-        <w:br/>
-        <w:t xml:space="preserve">  </w:t>
+      </w:r>
+      <w:r>
+        <w:rPr>
+          <w:rFonts w:ascii="Aptos Mono" w:hAnsi="Aptos Mono"/>
+          <w:color w:val="252A2E"/>
+        </w:rPr>
       </w:r>
       <w:proofErr w:type="spellStart"/>
       <w:r>
@@ -230,7 +226,6 @@
           <w:rFonts w:ascii="Aptos Mono" w:hAnsi="Aptos Mono"/>
           <w:color w:val="252A2E"/>
         </w:rPr>
-        <w:t>commonError</w:t>
       </w:r>
       <w:proofErr w:type="spellEnd"/>
       <w:r>
@@ -238,7 +233,6 @@
           <w:rFonts w:ascii="Aptos Mono" w:hAnsi="Aptos Mono"/>
           <w:color w:val="252A2E"/>
         </w:rPr>
-        <w:t>: "</w:t>
       </w:r>
       <w:proofErr w:type="spellStart"/>
       <w:r>
@@ -246,7 +240,6 @@
           <w:rFonts w:ascii="Aptos Mono" w:hAnsi="Aptos Mono"/>
           <w:color w:val="252A2E"/>
         </w:rPr>
-        <w:t>treats_price_change_as_curve_shift</w:t>
       </w:r>
       <w:proofErr w:type="spellEnd"/>
       <w:r>
@@ -254,23 +247,18 @@
           <w:rFonts w:ascii="Aptos Mono" w:hAnsi="Aptos Mono"/>
           <w:color w:val="252A2E"/>
         </w:rPr>
-        <w:t>",</w:t>
-      </w:r>
-      <w:r>
-        <w:rPr>
-          <w:rFonts w:ascii="Aptos Mono" w:hAnsi="Aptos Mono"/>
-          <w:color w:val="252A2E"/>
-        </w:rPr>
-        <w:br/>
-        <w:t xml:space="preserve">  feedback: "Why the correct answer is correct.",</w:t>
-      </w:r>
-      <w:r>
-        <w:rPr>
-          <w:rFonts w:ascii="Aptos Mono" w:hAnsi="Aptos Mono"/>
-          <w:color w:val="252A2E"/>
-        </w:rPr>
-        <w:br/>
-        <w:t xml:space="preserve">  image: "</w:t>
+      </w:r>
+      <w:r>
+        <w:rPr>
+          <w:rFonts w:ascii="Aptos Mono" w:hAnsi="Aptos Mono"/>
+          <w:color w:val="252A2E"/>
+        </w:rPr>
+      </w:r>
+      <w:r>
+        <w:rPr>
+          <w:rFonts w:ascii="Aptos Mono" w:hAnsi="Aptos Mono"/>
+          <w:color w:val="252A2E"/>
+        </w:rPr>
       </w:r>
       <w:proofErr w:type="spellStart"/>
       <w:r>
@@ -278,7 +266,6 @@
           <w:rFonts w:ascii="Aptos Mono" w:hAnsi="Aptos Mono"/>
           <w:color w:val="252A2E"/>
         </w:rPr>
-        <w:t>optional_graph.webp</w:t>
       </w:r>
       <w:proofErr w:type="spellEnd"/>
       <w:r>
@@ -286,15 +273,21 @@
           <w:rFonts w:ascii="Aptos Mono" w:hAnsi="Aptos Mono"/>
           <w:color w:val="252A2E"/>
         </w:rPr>
-        <w:t>"</w:t>
-      </w:r>
-      <w:r>
-        <w:rPr>
-          <w:rFonts w:ascii="Aptos Mono" w:hAnsi="Aptos Mono"/>
-          <w:color w:val="252A2E"/>
-        </w:rPr>
-        <w:br/>
-        <w:t>}</w:t>
+      </w:r>
+      <w:r>
+        <w:rPr>
+          <w:rFonts w:ascii="Aptos Mono" w:hAnsi="Aptos Mono"/>
+          <w:color w:val="252A2E"/>
+        </w:rPr>
+      </w:r>
+    </w:p>
+    <w:p>
+      <w:pPr/>
+      <w:r>
+        <w:rPr>
+          <w:sz w:val="18"/>
+        </w:rPr>
+        <w:t>Current-engine note: include difficulty on every authored item. Set graphRequired: true only when the visual is necessary to answer the question; otherwise leave it false. Trial by Graph can use only valid graphRequired items with an image.</w:t>
       </w:r>
     </w:p>
     <w:sectPr>
